--- a/week-07-regressive-the-scene/Conference Packet.docx
+++ b/week-07-regressive-the-scene/Conference Packet.docx
@@ -8,7 +8,7 @@
       </w:pPr>
       <w:r>
         <w:rPr>
-          <w:rFonts w:ascii="Inter" w:hAnsi="Inter" w:eastAsia="Inter" w:cs="Inter"/>
+          <w:rFonts w:ascii="Calibri" w:hAnsi="Calibri" w:eastAsia="Calibri" w:cs="Calibri"/>
           <w:b/>
           <w:bCs/>
           <w:sz w:val="24"/>
@@ -23,7 +23,7 @@
       </w:pPr>
       <w:r>
         <w:rPr>
-          <w:rFonts w:ascii="Inter" w:hAnsi="Inter" w:eastAsia="Inter" w:cs="Inter"/>
+          <w:rFonts w:ascii="Calibri" w:hAnsi="Calibri" w:eastAsia="Calibri" w:cs="Calibri"/>
           <w:b/>
           <w:bCs/>
           <w:sz w:val="24"/>
@@ -38,7 +38,7 @@
       </w:pPr>
       <w:r>
         <w:rPr>
-          <w:rFonts w:ascii="Inter" w:hAnsi="Inter" w:eastAsia="Inter" w:cs="Inter"/>
+          <w:rFonts w:ascii="Calibri" w:hAnsi="Calibri" w:eastAsia="Calibri" w:cs="Calibri"/>
           <w:b/>
           <w:bCs/>
           <w:sz w:val="24"/>
@@ -53,7 +53,7 @@
       </w:pPr>
       <w:r>
         <w:rPr>
-          <w:rFonts w:ascii="Inter" w:hAnsi="Inter" w:eastAsia="Inter" w:cs="Inter"/>
+          <w:rFonts w:ascii="Calibri" w:hAnsi="Calibri" w:eastAsia="Calibri" w:cs="Calibri"/>
           <w:b/>
           <w:bCs/>
           <w:color w:val="4f81bd"/>
@@ -69,7 +69,7 @@
       </w:pPr>
       <w:r>
         <w:rPr>
-          <w:rFonts w:ascii="Inter" w:hAnsi="Inter" w:eastAsia="Inter" w:cs="Inter"/>
+          <w:rFonts w:ascii="Calibri" w:hAnsi="Calibri" w:eastAsia="Calibri" w:cs="Calibri"/>
           <w:sz w:val="22"/>
           <w:szCs w:val="22"/>
         </w:rPr>
@@ -82,7 +82,7 @@
       </w:pPr>
       <w:r>
         <w:rPr>
-          <w:rFonts w:ascii="Inter" w:hAnsi="Inter" w:eastAsia="Inter" w:cs="Inter"/>
+          <w:rFonts w:ascii="Calibri" w:hAnsi="Calibri" w:eastAsia="Calibri" w:cs="Calibri"/>
           <w:b/>
           <w:bCs/>
           <w:color w:val="4f81bd"/>
@@ -98,7 +98,7 @@
       </w:pPr>
       <w:r>
         <w:rPr>
-          <w:rFonts w:ascii="Inter" w:hAnsi="Inter" w:eastAsia="Inter" w:cs="Inter"/>
+          <w:rFonts w:ascii="Calibri" w:hAnsi="Calibri" w:eastAsia="Calibri" w:cs="Calibri"/>
           <w:sz w:val="22"/>
           <w:szCs w:val="22"/>
         </w:rPr>
@@ -115,7 +115,7 @@
       </w:pPr>
       <w:r>
         <w:rPr>
-          <w:rFonts w:ascii="Inter" w:hAnsi="Inter" w:eastAsia="Inter" w:cs="Inter"/>
+          <w:rFonts w:ascii="Calibri" w:hAnsi="Calibri" w:eastAsia="Calibri" w:cs="Calibri"/>
           <w:b/>
           <w:bCs/>
           <w:sz w:val="22"/>
@@ -125,7 +125,7 @@
       </w:r>
       <w:r>
         <w:rPr>
-          <w:rFonts w:ascii="Inter" w:hAnsi="Inter" w:eastAsia="Inter" w:cs="Inter"/>
+          <w:rFonts w:ascii="Calibri" w:hAnsi="Calibri" w:eastAsia="Calibri" w:cs="Calibri"/>
           <w:sz w:val="22"/>
           <w:szCs w:val="22"/>
         </w:rPr>
@@ -142,7 +142,7 @@
       </w:pPr>
       <w:r>
         <w:rPr>
-          <w:rFonts w:ascii="Inter" w:hAnsi="Inter" w:eastAsia="Inter" w:cs="Inter"/>
+          <w:rFonts w:ascii="Calibri" w:hAnsi="Calibri" w:eastAsia="Calibri" w:cs="Calibri"/>
           <w:b/>
           <w:bCs/>
           <w:sz w:val="22"/>
@@ -152,7 +152,7 @@
       </w:r>
       <w:r>
         <w:rPr>
-          <w:rFonts w:ascii="Inter" w:hAnsi="Inter" w:eastAsia="Inter" w:cs="Inter"/>
+          <w:rFonts w:ascii="Calibri" w:hAnsi="Calibri" w:eastAsia="Calibri" w:cs="Calibri"/>
           <w:sz w:val="22"/>
           <w:szCs w:val="22"/>
         </w:rPr>
@@ -160,7 +160,7 @@
       </w:r>
       <w:r>
         <w:rPr>
-          <w:rFonts w:ascii="Inter" w:cs="Inter"/>
+          <w:rFonts w:ascii="Calibri" w:cs="Calibri"/>
           <w:sz w:val="22"/>
           <w:szCs w:val="22"/>
         </w:rPr>
@@ -168,7 +168,7 @@
       </w:r>
       <w:r>
         <w:rPr>
-          <w:rFonts w:ascii="Inter" w:hAnsi="Inter" w:eastAsia="Inter" w:cs="Inter"/>
+          <w:rFonts w:ascii="Calibri" w:hAnsi="Calibri" w:eastAsia="Calibri" w:cs="Calibri"/>
           <w:sz w:val="22"/>
           <w:szCs w:val="22"/>
         </w:rPr>
@@ -185,7 +185,7 @@
       </w:pPr>
       <w:r>
         <w:rPr>
-          <w:rFonts w:ascii="Inter" w:hAnsi="Inter" w:eastAsia="Inter" w:cs="Inter"/>
+          <w:rFonts w:ascii="Calibri" w:hAnsi="Calibri" w:eastAsia="Calibri" w:cs="Calibri"/>
           <w:b/>
           <w:bCs/>
           <w:sz w:val="22"/>
@@ -195,7 +195,7 @@
       </w:r>
       <w:r>
         <w:rPr>
-          <w:rFonts w:ascii="Inter" w:hAnsi="Inter" w:eastAsia="Inter" w:cs="Inter"/>
+          <w:rFonts w:ascii="Calibri" w:hAnsi="Calibri" w:eastAsia="Calibri" w:cs="Calibri"/>
           <w:sz w:val="22"/>
           <w:szCs w:val="22"/>
         </w:rPr>
@@ -208,7 +208,7 @@
       </w:pPr>
       <w:r>
         <w:rPr>
-          <w:rFonts w:ascii="Inter" w:hAnsi="Inter" w:eastAsia="Inter" w:cs="Inter"/>
+          <w:rFonts w:ascii="Calibri" w:hAnsi="Calibri" w:eastAsia="Calibri" w:cs="Calibri"/>
           <w:b/>
           <w:bCs/>
           <w:color w:val="4f81bd"/>
@@ -265,7 +265,7 @@
             </w:pPr>
             <w:r>
               <w:rPr>
-                <w:rFonts w:ascii="Inter" w:hAnsi="Inter" w:eastAsia="Inter" w:cs="Inter"/>
+                <w:rFonts w:ascii="Calibri" w:hAnsi="Calibri" w:eastAsia="Calibri" w:cs="Calibri"/>
                 <w:b/>
                 <w:bCs/>
                 <w:sz w:val="22"/>
@@ -297,7 +297,7 @@
             </w:pPr>
             <w:r>
               <w:rPr>
-                <w:rFonts w:ascii="Inter" w:hAnsi="Inter" w:eastAsia="Inter" w:cs="Inter"/>
+                <w:rFonts w:ascii="Calibri" w:hAnsi="Calibri" w:eastAsia="Calibri" w:cs="Calibri"/>
                 <w:sz w:val="22"/>
                 <w:szCs w:val="22"/>
               </w:rPr>
@@ -329,7 +329,7 @@
             </w:pPr>
             <w:r>
               <w:rPr>
-                <w:rFonts w:ascii="Inter" w:hAnsi="Inter" w:eastAsia="Inter" w:cs="Inter"/>
+                <w:rFonts w:ascii="Calibri" w:hAnsi="Calibri" w:eastAsia="Calibri" w:cs="Calibri"/>
                 <w:b/>
                 <w:bCs/>
                 <w:sz w:val="22"/>
@@ -361,7 +361,7 @@
             </w:pPr>
             <w:r>
               <w:rPr>
-                <w:rFonts w:ascii="Inter" w:hAnsi="Inter" w:eastAsia="Inter" w:cs="Inter"/>
+                <w:rFonts w:ascii="Calibri" w:hAnsi="Calibri" w:eastAsia="Calibri" w:cs="Calibri"/>
                 <w:sz w:val="22"/>
                 <w:szCs w:val="22"/>
               </w:rPr>
@@ -382,7 +382,7 @@
       </w:pPr>
       <w:r>
         <w:rPr>
-          <w:rFonts w:ascii="Inter" w:hAnsi="Inter" w:eastAsia="Inter" w:cs="Inter"/>
+          <w:rFonts w:ascii="Calibri" w:hAnsi="Calibri" w:eastAsia="Calibri" w:cs="Calibri"/>
           <w:b/>
           <w:bCs/>
           <w:sz w:val="22"/>
@@ -748,7 +748,7 @@
   <w:docDefaults>
     <w:rPrDefault>
       <w:rPr>
-        <w:rFonts w:ascii="Inter" w:cs="Inter" w:eastAsia="Inter" w:hAnsi="Inter"/>
+        <w:rFonts w:ascii="Calibri" w:cs="Calibri" w:eastAsia="Calibri" w:hAnsi="Calibri"/>
         <w:sz w:val="22"/>
         <w:szCs w:val="22"/>
         <w:lang w:val="en"/>
@@ -784,7 +784,7 @@
       <w:spacing w:after="0" w:before="0" w:lineRule="auto"/>
     </w:pPr>
     <w:rPr>
-      <w:rFonts w:ascii="Inter" w:cs="Inter" w:eastAsia="Inter" w:hAnsi="Inter"/>
+      <w:rFonts w:ascii="Calibri" w:cs="Calibri" w:eastAsia="Calibri" w:hAnsi="Calibri"/>
       <w:b w:val="1"/>
       <w:bCs w:val="1"/>
       <w:color w:val="366091"/>
@@ -802,7 +802,7 @@
       <w:spacing w:after="0" w:before="200" w:lineRule="auto"/>
     </w:pPr>
     <w:rPr>
-      <w:rFonts w:ascii="Inter" w:cs="Inter" w:eastAsia="Inter" w:hAnsi="Inter"/>
+      <w:rFonts w:ascii="Calibri" w:cs="Calibri" w:eastAsia="Calibri" w:hAnsi="Calibri"/>
       <w:b w:val="1"/>
       <w:bCs w:val="1"/>
       <w:color w:val="4f81bd"/>
@@ -885,7 +885,7 @@
       <w:spacing w:after="300" w:line="240" w:lineRule="auto"/>
     </w:pPr>
     <w:rPr>
-      <w:rFonts w:ascii="Inter" w:cs="Inter" w:eastAsia="Inter" w:hAnsi="Inter"/>
+      <w:rFonts w:ascii="Calibri" w:cs="Calibri" w:eastAsia="Calibri" w:hAnsi="Calibri"/>
       <w:color w:val="17365d"/>
       <w:sz w:val="52"/>
       <w:szCs w:val="52"/>
